--- a/projects/valuepickr-open-screen/docs/Divgi TorqTransfer Systems.docx
+++ b/projects/valuepickr-open-screen/docs/Divgi TorqTransfer Systems.docx
@@ -232,7 +232,7 @@
         <w:spacing w:after="120" w:before="280"/>
       </w:pPr>
       <w:r>
-        <w:t xml:space="preserve">Ishmohit-Lens Checks (value chain · earnings quality · growth trajectory · management)</w:t>
+        <w:t xml:space="preserve">Guidance &amp; Expectation Gap</w:t>
       </w:r>
     </w:p>
     <w:p>
@@ -247,7 +247,7 @@
           <w:sz w:val="18"/>
           <w:szCs w:val="18"/>
         </w:rPr>
-        <w:t xml:space="preserve">Extra checks drawn from @ishmohit1 / SOIC methodology (playbook/ishmohit-soic-style.md): where the company sits in its value chain and what the supply side is doing, whether a margin/PAT inflection is structural or a cyclical peak, the rate-of-change of growth vs. what the multiple demands, and management quality as a positive attribute.</w:t>
+        <w:t xml:space="preserve">Management guidance decoded into commitments, graded on the expectation → action → operational → commercial → financial ladder, then compared to what the current price appears to assume. Method: playbook/guidance-and-expectation-gap.md.</w:t>
       </w:r>
     </w:p>
     <w:p>
@@ -261,7 +261,7 @@
           <w:sz w:val="20"/>
           <w:szCs w:val="20"/>
         </w:rPr>
-        <w:t xml:space="preserve">Value chain &amp; supply side:</w:t>
+        <w:t xml:space="preserve">Market expectation vs. our path:</w:t>
       </w:r>
     </w:p>
     <w:tbl>
@@ -292,125 +292,287 @@
                 <w:b/>
                 <w:bCs/>
               </w:rPr>
-              <w:t xml:space="preserve">Theme</w:t>
-            </w:r>
-          </w:p>
-        </w:tc>
-        <w:tc>
-          <w:tcPr>
-            <w:tcW w:type="dxa" w:w="5800"/>
-          </w:tcPr>
-          <w:p>
-            <w:r>
-              <w:t xml:space="preserve">Automotive driveline / transmission systems, incl. EV e-axle transmissions</w:t>
-            </w:r>
-          </w:p>
-        </w:tc>
-      </w:tr>
-      <w:tr>
-        <w:tc>
-          <w:tcPr>
-            <w:tcW w:type="dxa" w:w="3200"/>
-            <w:shd w:fill="F2F2F2" w:val="clear"/>
-          </w:tcPr>
-          <w:p>
-            <w:r>
-              <w:rPr>
-                <w:b/>
-                <w:bCs/>
-              </w:rPr>
-              <w:t xml:space="preserve">This company's position</w:t>
-            </w:r>
-          </w:p>
-        </w:tc>
-        <w:tc>
-          <w:tcPr>
-            <w:tcW w:type="dxa" w:w="5800"/>
-          </w:tcPr>
-          <w:p>
-            <w:r>
-              <w:t xml:space="preserve">Tier-1 transmission-systems supplier to Indian OEMs; niche global cost-competitive exporter (4WD transfer cases)</w:t>
-            </w:r>
-          </w:p>
-        </w:tc>
-      </w:tr>
-      <w:tr>
-        <w:tc>
-          <w:tcPr>
-            <w:tcW w:type="dxa" w:w="3200"/>
-            <w:shd w:fill="F2F2F2" w:val="clear"/>
-          </w:tcPr>
-          <w:p>
-            <w:r>
-              <w:rPr>
-                <w:b/>
-                <w:bCs/>
-              </w:rPr>
-              <w:t xml:space="preserve">Bottleneck node (pricing power)</w:t>
-            </w:r>
-          </w:p>
-        </w:tc>
-        <w:tc>
-          <w:tcPr>
-            <w:tcW w:type="dxa" w:w="5800"/>
-          </w:tcPr>
-          <w:p>
-            <w:r>
-              <w:t xml:space="preserve">Transmission design IP + machining/assembly capacity qualified to OEM programs</w:t>
-            </w:r>
-          </w:p>
-        </w:tc>
-      </w:tr>
-      <w:tr>
-        <w:tc>
-          <w:tcPr>
-            <w:tcW w:type="dxa" w:w="3200"/>
-            <w:shd w:fill="F2F2F2" w:val="clear"/>
-          </w:tcPr>
-          <w:p>
-            <w:r>
-              <w:rPr>
-                <w:b/>
-                <w:bCs/>
-              </w:rPr>
-              <w:t xml:space="preserve">Supply-side status</w:t>
-            </w:r>
-          </w:p>
-        </w:tc>
-        <w:tc>
-          <w:tcPr>
-            <w:tcW w:type="dxa" w:w="5800"/>
-          </w:tcPr>
-          <w:p>
-            <w:r>
-              <w:t xml:space="preserve">adding</w:t>
-            </w:r>
-          </w:p>
-        </w:tc>
-      </w:tr>
-      <w:tr>
-        <w:tc>
-          <w:tcPr>
-            <w:tcW w:type="dxa" w:w="3200"/>
-            <w:shd w:fill="F2F2F2" w:val="clear"/>
-          </w:tcPr>
-          <w:p>
-            <w:r>
-              <w:rPr>
-                <w:b/>
-                <w:bCs/>
-              </w:rPr>
-              <w:t xml:space="preserve">Adjacent-node peers</w:t>
-            </w:r>
-          </w:p>
-        </w:tc>
-        <w:tc>
-          <w:tcPr>
-            <w:tcW w:type="dxa" w:w="5800"/>
-          </w:tcPr>
-          <w:p>
-            <w:r>
-              <w:t xml:space="preserve">Sona BLW (Sona Comstar), Divgi's global peers (BorgWarner, GKN), ZF (transfer cases)</w:t>
+              <w:t xml:space="preserve">As of</w:t>
+            </w:r>
+          </w:p>
+        </w:tc>
+        <w:tc>
+          <w:tcPr>
+            <w:tcW w:type="dxa" w:w="5800"/>
+          </w:tcPr>
+          <w:p>
+            <w:r>
+              <w:t xml:space="preserve">2026-09-09</w:t>
+            </w:r>
+          </w:p>
+        </w:tc>
+      </w:tr>
+      <w:tr>
+        <w:tc>
+          <w:tcPr>
+            <w:tcW w:type="dxa" w:w="3200"/>
+            <w:shd w:fill="F2F2F2" w:val="clear"/>
+          </w:tcPr>
+          <w:p>
+            <w:r>
+              <w:rPr>
+                <w:b/>
+                <w:bCs/>
+              </w:rPr>
+              <w:t xml:space="preserve">Price / multiple</w:t>
+            </w:r>
+          </w:p>
+        </w:tc>
+        <w:tc>
+          <w:tcPr>
+            <w:tcW w:type="dxa" w:w="5800"/>
+          </w:tcPr>
+          <w:p>
+            <w:r>
+              <w:t xml:space="preserve">Rs 1150 · 55.8x P/E</w:t>
+            </w:r>
+          </w:p>
+        </w:tc>
+      </w:tr>
+      <w:tr>
+        <w:tc>
+          <w:tcPr>
+            <w:tcW w:type="dxa" w:w="3200"/>
+            <w:shd w:fill="F2F2F2" w:val="clear"/>
+          </w:tcPr>
+          <w:p>
+            <w:r>
+              <w:rPr>
+                <w:b/>
+                <w:bCs/>
+              </w:rPr>
+              <w:t xml:space="preserve">Right valuation lens</w:t>
+            </w:r>
+          </w:p>
+        </w:tc>
+        <w:tc>
+          <w:tcPr>
+            <w:tcW w:type="dxa" w:w="5800"/>
+          </w:tcPr>
+          <w:p>
+            <w:r>
+              <w:t xml:space="preserve">P/E</w:t>
+            </w:r>
+          </w:p>
+        </w:tc>
+      </w:tr>
+      <w:tr>
+        <w:tc>
+          <w:tcPr>
+            <w:tcW w:type="dxa" w:w="3200"/>
+            <w:shd w:fill="F2F2F2" w:val="clear"/>
+          </w:tcPr>
+          <w:p>
+            <w:r>
+              <w:rPr>
+                <w:b/>
+                <w:bCs/>
+              </w:rPr>
+              <w:t xml:space="preserve">Price implies</w:t>
+            </w:r>
+          </w:p>
+        </w:tc>
+        <w:tc>
+          <w:tcPr>
+            <w:tcW w:type="dxa" w:w="5800"/>
+          </w:tcPr>
+          <w:p>
+            <w:r>
+              <w:t xml:space="preserve">~56x trailing needs ~35-40% EPS CAGR FY26-28 (EV-transmission ramp) against a ~25-30x auto-tech exit</w:t>
+            </w:r>
+          </w:p>
+        </w:tc>
+      </w:tr>
+      <w:tr>
+        <w:tc>
+          <w:tcPr>
+            <w:tcW w:type="dxa" w:w="3200"/>
+            <w:shd w:fill="F2F2F2" w:val="clear"/>
+          </w:tcPr>
+          <w:p>
+            <w:r>
+              <w:rPr>
+                <w:b/>
+                <w:bCs/>
+              </w:rPr>
+              <w:t xml:space="preserve">Our FY27</w:t>
+            </w:r>
+          </w:p>
+        </w:tc>
+        <w:tc>
+          <w:tcPr>
+            <w:tcW w:type="dxa" w:w="5800"/>
+          </w:tcPr>
+          <w:p>
+            <w:r>
+              <w:t xml:space="preserve">revenue +25-35% on EV transfer-case / DCT programme ramp, OPM ~20-22%, PAT +40%+ off a low FY25 base</w:t>
+            </w:r>
+          </w:p>
+        </w:tc>
+      </w:tr>
+      <w:tr>
+        <w:tc>
+          <w:tcPr>
+            <w:tcW w:type="dxa" w:w="3200"/>
+            <w:shd w:fill="F2F2F2" w:val="clear"/>
+          </w:tcPr>
+          <w:p>
+            <w:r>
+              <w:rPr>
+                <w:b/>
+                <w:bCs/>
+              </w:rPr>
+              <w:t xml:space="preserve">Our FY28</w:t>
+            </w:r>
+          </w:p>
+        </w:tc>
+        <w:tc>
+          <w:tcPr>
+            <w:tcW w:type="dxa" w:w="5800"/>
+          </w:tcPr>
+          <w:p>
+            <w:r>
+              <w:t xml:space="preserve">second leg from new OEM EV platforms; order-book execution dependent</w:t>
+            </w:r>
+          </w:p>
+        </w:tc>
+      </w:tr>
+      <w:tr>
+        <w:tc>
+          <w:tcPr>
+            <w:tcW w:type="dxa" w:w="3200"/>
+            <w:shd w:fill="F2F2F2" w:val="clear"/>
+          </w:tcPr>
+          <w:p>
+            <w:r>
+              <w:rPr>
+                <w:b/>
+                <w:bCs/>
+              </w:rPr>
+              <w:t xml:space="preserve">Gap direction</w:t>
+            </w:r>
+          </w:p>
+        </w:tc>
+        <w:tc>
+          <w:tcPr>
+            <w:tcW w:type="dxa" w:w="5800"/>
+          </w:tcPr>
+          <w:p>
+            <w:r>
+              <w:t xml:space="preserve">partially-priced</w:t>
+            </w:r>
+          </w:p>
+        </w:tc>
+      </w:tr>
+      <w:tr>
+        <w:tc>
+          <w:tcPr>
+            <w:tcW w:type="dxa" w:w="3200"/>
+            <w:shd w:fill="F2F2F2" w:val="clear"/>
+          </w:tcPr>
+          <w:p>
+            <w:r>
+              <w:rPr>
+                <w:b/>
+                <w:bCs/>
+              </w:rPr>
+              <w:t xml:space="preserve">Gap type</w:t>
+            </w:r>
+          </w:p>
+        </w:tc>
+        <w:tc>
+          <w:tcPr>
+            <w:tcW w:type="dxa" w:w="5800"/>
+          </w:tcPr>
+          <w:p>
+            <w:r>
+              <w:t xml:space="preserve">new_business</w:t>
+            </w:r>
+          </w:p>
+        </w:tc>
+      </w:tr>
+      <w:tr>
+        <w:tc>
+          <w:tcPr>
+            <w:tcW w:type="dxa" w:w="3200"/>
+            <w:shd w:fill="F2F2F2" w:val="clear"/>
+          </w:tcPr>
+          <w:p>
+            <w:r>
+              <w:rPr>
+                <w:b/>
+                <w:bCs/>
+              </w:rPr>
+              <w:t xml:space="preserve">Gap magnitude</w:t>
+            </w:r>
+          </w:p>
+        </w:tc>
+        <w:tc>
+          <w:tcPr>
+            <w:tcW w:type="dxa" w:w="5800"/>
+          </w:tcPr>
+          <w:p>
+            <w:r>
+              <w:t xml:space="preserve">not estimable</w:t>
+            </w:r>
+          </w:p>
+        </w:tc>
+      </w:tr>
+      <w:tr>
+        <w:tc>
+          <w:tcPr>
+            <w:tcW w:type="dxa" w:w="3200"/>
+            <w:shd w:fill="F2F2F2" w:val="clear"/>
+          </w:tcPr>
+          <w:p>
+            <w:r>
+              <w:rPr>
+                <w:b/>
+                <w:bCs/>
+              </w:rPr>
+              <w:t xml:space="preserve">Gap basis</w:t>
+            </w:r>
+          </w:p>
+        </w:tc>
+        <w:tc>
+          <w:tcPr>
+            <w:tcW w:type="dxa" w:w="5800"/>
+          </w:tcPr>
+          <w:p>
+            <w:r>
+              <w:t xml:space="preserve">FY26 revenue rebounded +61% after a 3-yr decline; 56x P/E prices a sustained EV-transmission ramp with only one strong quarter of evidence and ROCE not yet back to the FY21-22 15-20% level.</w:t>
+            </w:r>
+          </w:p>
+        </w:tc>
+      </w:tr>
+      <w:tr>
+        <w:tc>
+          <w:tcPr>
+            <w:tcW w:type="dxa" w:w="3200"/>
+            <w:shd w:fill="F2F2F2" w:val="clear"/>
+          </w:tcPr>
+          <w:p>
+            <w:r>
+              <w:rPr>
+                <w:b/>
+                <w:bCs/>
+              </w:rPr>
+              <w:t xml:space="preserve">Evidence quality</w:t>
+            </w:r>
+          </w:p>
+        </w:tc>
+        <w:tc>
+          <w:tcPr>
+            <w:tcW w:type="dxa" w:w="5800"/>
+          </w:tcPr>
+          <w:p>
+            <w:r>
+              <w:t xml:space="preserve">weak</w:t>
             </w:r>
           </w:p>
         </w:tc>
@@ -422,11 +584,443 @@
       </w:pPr>
       <w:r>
         <w:rPr>
+          <w:i/>
+          <w:iCs/>
+          <w:color w:val="666666"/>
+          <w:sz w:val="16"/>
+          <w:szCs w:val="16"/>
+        </w:rPr>
+        <w:t xml:space="preserve">no broker consensus; implied path is a reverse-P/E estimate + screener.in forward figures + VP thread view</w:t>
+      </w:r>
+    </w:p>
+    <w:p>
+      <w:pPr>
+        <w:pStyle w:val="Heading1"/>
+        <w:spacing w:after="120" w:before="280"/>
+      </w:pPr>
+      <w:r>
+        <w:t xml:space="preserve">Ishmohit-Lens Checks (value chain · earnings quality · growth trajectory · management · quality metrics · track record · global-signal check)</w:t>
+      </w:r>
+    </w:p>
+    <w:p>
+      <w:pPr>
+        <w:spacing w:after="120"/>
+      </w:pPr>
+      <w:r>
+        <w:rPr>
+          <w:i/>
+          <w:iCs/>
           <w:color w:val="666666"/>
           <w:sz w:val="18"/>
           <w:szCs w:val="18"/>
         </w:rPr>
+        <w:t xml:space="preserve">Extra checks drawn from @ishmohit1 / SOIC methodology (playbook/ishmohit-soic-style.md): where the company sits in its value chain and what the supply side is doing, whether a margin/PAT inflection is structural or a cyclical peak, the rate-of-change of growth vs. what the multiple demands, and management quality as a positive attribute.</w:t>
+      </w:r>
+    </w:p>
+    <w:p>
+      <w:pPr>
+        <w:spacing w:after="120"/>
+      </w:pPr>
+      <w:r>
+        <w:rPr>
+          <w:b/>
+          <w:bCs/>
+          <w:sz w:val="20"/>
+          <w:szCs w:val="20"/>
+        </w:rPr>
+        <w:t xml:space="preserve">Value chain &amp; supply side:</w:t>
+      </w:r>
+    </w:p>
+    <w:tbl>
+      <w:tblPr>
+        <w:tblW w:type="dxa" w:w="9000"/>
+        <w:tblBorders>
+          <w:top w:val="single" w:color="auto" w:sz="4"/>
+          <w:left w:val="single" w:color="auto" w:sz="4"/>
+          <w:bottom w:val="single" w:color="auto" w:sz="4"/>
+          <w:right w:val="single" w:color="auto" w:sz="4"/>
+          <w:insideH w:val="single" w:color="auto" w:sz="4"/>
+          <w:insideV w:val="single" w:color="auto" w:sz="4"/>
+        </w:tblBorders>
+      </w:tblPr>
+      <w:tblGrid>
+        <w:gridCol w:w="3200"/>
+        <w:gridCol w:w="5800"/>
+      </w:tblGrid>
+      <w:tr>
+        <w:tc>
+          <w:tcPr>
+            <w:tcW w:type="dxa" w:w="3200"/>
+            <w:shd w:fill="F2F2F2" w:val="clear"/>
+          </w:tcPr>
+          <w:p>
+            <w:r>
+              <w:rPr>
+                <w:b/>
+                <w:bCs/>
+              </w:rPr>
+              <w:t xml:space="preserve">Theme</w:t>
+            </w:r>
+          </w:p>
+        </w:tc>
+        <w:tc>
+          <w:tcPr>
+            <w:tcW w:type="dxa" w:w="5800"/>
+          </w:tcPr>
+          <w:p>
+            <w:r>
+              <w:t xml:space="preserve">Automotive driveline / transmission systems, incl. EV e-axle transmissions</w:t>
+            </w:r>
+          </w:p>
+        </w:tc>
+      </w:tr>
+      <w:tr>
+        <w:tc>
+          <w:tcPr>
+            <w:tcW w:type="dxa" w:w="3200"/>
+            <w:shd w:fill="F2F2F2" w:val="clear"/>
+          </w:tcPr>
+          <w:p>
+            <w:r>
+              <w:rPr>
+                <w:b/>
+                <w:bCs/>
+              </w:rPr>
+              <w:t xml:space="preserve">This company's position</w:t>
+            </w:r>
+          </w:p>
+        </w:tc>
+        <w:tc>
+          <w:tcPr>
+            <w:tcW w:type="dxa" w:w="5800"/>
+          </w:tcPr>
+          <w:p>
+            <w:r>
+              <w:t xml:space="preserve">Tier-1 transmission-systems supplier to Indian OEMs; niche global cost-competitive exporter (4WD transfer cases)</w:t>
+            </w:r>
+          </w:p>
+        </w:tc>
+      </w:tr>
+      <w:tr>
+        <w:tc>
+          <w:tcPr>
+            <w:tcW w:type="dxa" w:w="3200"/>
+            <w:shd w:fill="F2F2F2" w:val="clear"/>
+          </w:tcPr>
+          <w:p>
+            <w:r>
+              <w:rPr>
+                <w:b/>
+                <w:bCs/>
+              </w:rPr>
+              <w:t xml:space="preserve">Bottleneck node (pricing power)</w:t>
+            </w:r>
+          </w:p>
+        </w:tc>
+        <w:tc>
+          <w:tcPr>
+            <w:tcW w:type="dxa" w:w="5800"/>
+          </w:tcPr>
+          <w:p>
+            <w:r>
+              <w:t xml:space="preserve">Transmission design IP + machining/assembly capacity qualified to OEM programs</w:t>
+            </w:r>
+          </w:p>
+        </w:tc>
+      </w:tr>
+      <w:tr>
+        <w:tc>
+          <w:tcPr>
+            <w:tcW w:type="dxa" w:w="3200"/>
+            <w:shd w:fill="F2F2F2" w:val="clear"/>
+          </w:tcPr>
+          <w:p>
+            <w:r>
+              <w:rPr>
+                <w:b/>
+                <w:bCs/>
+              </w:rPr>
+              <w:t xml:space="preserve">Supply-side status</w:t>
+            </w:r>
+          </w:p>
+        </w:tc>
+        <w:tc>
+          <w:tcPr>
+            <w:tcW w:type="dxa" w:w="5800"/>
+          </w:tcPr>
+          <w:p>
+            <w:r>
+              <w:t xml:space="preserve">adding</w:t>
+            </w:r>
+          </w:p>
+        </w:tc>
+      </w:tr>
+      <w:tr>
+        <w:tc>
+          <w:tcPr>
+            <w:tcW w:type="dxa" w:w="3200"/>
+            <w:shd w:fill="F2F2F2" w:val="clear"/>
+          </w:tcPr>
+          <w:p>
+            <w:r>
+              <w:rPr>
+                <w:b/>
+                <w:bCs/>
+              </w:rPr>
+              <w:t xml:space="preserve">Adjacent-node peers</w:t>
+            </w:r>
+          </w:p>
+        </w:tc>
+        <w:tc>
+          <w:tcPr>
+            <w:tcW w:type="dxa" w:w="5800"/>
+          </w:tcPr>
+          <w:p>
+            <w:r>
+              <w:t xml:space="preserve">Sona BLW (Sona Comstar), Divgi's global peers (BorgWarner, GKN), ZF (transfer cases)</w:t>
+            </w:r>
+          </w:p>
+        </w:tc>
+      </w:tr>
+    </w:tbl>
+    <w:p>
+      <w:pPr>
+        <w:spacing w:after="120"/>
+      </w:pPr>
+      <w:r>
+        <w:rPr>
+          <w:color w:val="666666"/>
+          <w:sz w:val="18"/>
+          <w:szCs w:val="18"/>
+        </w:rPr>
         <w:t xml:space="preserve">EV-transmission is a genuine adjacency but a contested one — Sona Comstar is far larger and better capitalised; Divgi's edge is 4WD transfer-case cost competitiveness.</w:t>
+      </w:r>
+    </w:p>
+    <w:p>
+      <w:pPr>
+        <w:spacing w:after="120"/>
+      </w:pPr>
+      <w:r>
+        <w:rPr>
+          <w:b/>
+          <w:bCs/>
+          <w:sz w:val="20"/>
+          <w:szCs w:val="20"/>
+        </w:rPr>
+        <w:t xml:space="preserve">Quality metrics (ROCE · debt · FCF · margin · capex):</w:t>
+      </w:r>
+    </w:p>
+    <w:tbl>
+      <w:tblPr>
+        <w:tblW w:type="dxa" w:w="9000"/>
+        <w:tblBorders>
+          <w:top w:val="single" w:color="auto" w:sz="4"/>
+          <w:left w:val="single" w:color="auto" w:sz="4"/>
+          <w:bottom w:val="single" w:color="auto" w:sz="4"/>
+          <w:right w:val="single" w:color="auto" w:sz="4"/>
+          <w:insideH w:val="single" w:color="auto" w:sz="4"/>
+          <w:insideV w:val="single" w:color="auto" w:sz="4"/>
+        </w:tblBorders>
+      </w:tblPr>
+      <w:tblGrid>
+        <w:gridCol w:w="3200"/>
+        <w:gridCol w:w="5800"/>
+      </w:tblGrid>
+      <w:tr>
+        <w:tc>
+          <w:tcPr>
+            <w:tcW w:type="dxa" w:w="3200"/>
+            <w:shd w:fill="F2F2F2" w:val="clear"/>
+          </w:tcPr>
+          <w:p>
+            <w:r>
+              <w:rPr>
+                <w:b/>
+                <w:bCs/>
+              </w:rPr>
+              <w:t xml:space="preserve">Assessment</w:t>
+            </w:r>
+          </w:p>
+        </w:tc>
+        <w:tc>
+          <w:tcPr>
+            <w:tcW w:type="dxa" w:w="5800"/>
+          </w:tcPr>
+          <w:p>
+            <w:r>
+              <w:t xml:space="preserve">neutral</w:t>
+            </w:r>
+          </w:p>
+        </w:tc>
+      </w:tr>
+      <w:tr>
+        <w:tc>
+          <w:tcPr>
+            <w:tcW w:type="dxa" w:w="3200"/>
+            <w:shd w:fill="F2F2F2" w:val="clear"/>
+          </w:tcPr>
+          <w:p>
+            <w:r>
+              <w:rPr>
+                <w:b/>
+                <w:bCs/>
+              </w:rPr>
+              <w:t xml:space="preserve">ROCE</w:t>
+            </w:r>
+          </w:p>
+        </w:tc>
+        <w:tc>
+          <w:tcPr>
+            <w:tcW w:type="dxa" w:w="5800"/>
+          </w:tcPr>
+          <w:p>
+            <w:r>
+              <w:t xml:space="preserve">10% (improving)</w:t>
+            </w:r>
+          </w:p>
+        </w:tc>
+      </w:tr>
+      <w:tr>
+        <w:tc>
+          <w:tcPr>
+            <w:tcW w:type="dxa" w:w="3200"/>
+            <w:shd w:fill="F2F2F2" w:val="clear"/>
+          </w:tcPr>
+          <w:p>
+            <w:r>
+              <w:rPr>
+                <w:b/>
+                <w:bCs/>
+              </w:rPr>
+              <w:t xml:space="preserve">Leverage</w:t>
+            </w:r>
+          </w:p>
+        </w:tc>
+        <w:tc>
+          <w:tcPr>
+            <w:tcW w:type="dxa" w:w="5800"/>
+          </w:tcPr>
+          <w:p>
+            <w:r>
+              <w:t xml:space="preserve">Net debt/EBITDA 0x</w:t>
+            </w:r>
+          </w:p>
+        </w:tc>
+      </w:tr>
+      <w:tr>
+        <w:tc>
+          <w:tcPr>
+            <w:tcW w:type="dxa" w:w="3200"/>
+            <w:shd w:fill="F2F2F2" w:val="clear"/>
+          </w:tcPr>
+          <w:p>
+            <w:r>
+              <w:rPr>
+                <w:b/>
+                <w:bCs/>
+              </w:rPr>
+              <w:t xml:space="preserve">FCF conversion</w:t>
+            </w:r>
+          </w:p>
+        </w:tc>
+        <w:tc>
+          <w:tcPr>
+            <w:tcW w:type="dxa" w:w="5800"/>
+          </w:tcPr>
+          <w:p>
+            <w:r>
+              <w:t xml:space="preserve">-4%</w:t>
+            </w:r>
+          </w:p>
+        </w:tc>
+      </w:tr>
+      <w:tr>
+        <w:tc>
+          <w:tcPr>
+            <w:tcW w:type="dxa" w:w="3200"/>
+            <w:shd w:fill="F2F2F2" w:val="clear"/>
+          </w:tcPr>
+          <w:p>
+            <w:r>
+              <w:rPr>
+                <w:b/>
+                <w:bCs/>
+              </w:rPr>
+              <w:t xml:space="preserve">Margin trend</w:t>
+            </w:r>
+          </w:p>
+        </w:tc>
+        <w:tc>
+          <w:tcPr>
+            <w:tcW w:type="dxa" w:w="5800"/>
+          </w:tcPr>
+          <w:p>
+            <w:r>
+              <w:t xml:space="preserve">stable</w:t>
+            </w:r>
+          </w:p>
+        </w:tc>
+      </w:tr>
+      <w:tr>
+        <w:tc>
+          <w:tcPr>
+            <w:tcW w:type="dxa" w:w="3200"/>
+            <w:shd w:fill="F2F2F2" w:val="clear"/>
+          </w:tcPr>
+          <w:p>
+            <w:r>
+              <w:rPr>
+                <w:b/>
+                <w:bCs/>
+              </w:rPr>
+              <w:t xml:space="preserve">Capex efficiency</w:t>
+            </w:r>
+          </w:p>
+        </w:tc>
+        <w:tc>
+          <w:tcPr>
+            <w:tcW w:type="dxa" w:w="5800"/>
+          </w:tcPr>
+          <w:p>
+            <w:r>
+              <w:t xml:space="preserve">neutral</w:t>
+            </w:r>
+          </w:p>
+        </w:tc>
+      </w:tr>
+    </w:tbl>
+    <w:p>
+      <w:pPr>
+        <w:spacing w:after="60" w:before="120"/>
+      </w:pPr>
+      <w:r>
+        <w:rPr>
+          <w:b/>
+          <w:bCs/>
+          <w:sz w:val="20"/>
+          <w:szCs w:val="20"/>
+        </w:rPr>
+        <w:t xml:space="preserve">Track record (Coffee Can persistence check): </w:t>
+      </w:r>
+      <w:r>
+        <w:rPr>
+          <w:sz w:val="20"/>
+          <w:szCs w:val="20"/>
+        </w:rPr>
+        <w:t xml:space="preserve">cleared revenue growth ≥10% AND ROCE ≥15% in 2 of the last 6 years (consistency_score 33)</w:t>
+      </w:r>
+    </w:p>
+    <w:p>
+      <w:pPr>
+        <w:spacing w:after="120"/>
+      </w:pPr>
+      <w:r>
+        <w:rPr>
+          <w:color w:val="666666"/>
+          <w:sz w:val="18"/>
+          <w:szCs w:val="18"/>
+        </w:rPr>
+        <w:t xml:space="preserve">Screener FY20-FY25: rev growth &gt;=10% AND ROCE &gt;=15% both cleared in 2 of 6 (FY21 18%/20%, FY22 25%/15%). FY23-25 fell away (ROCE 10%/6%/10%, sales down FY24-25 on customer-programme lulls). FY26 rebounded +61% but ROCE not yet displayed/restored.</w:t>
       </w:r>
     </w:p>
     <w:p>
@@ -650,6 +1244,34 @@
           <w:szCs w:val="24"/>
         </w:rPr>
         <w:t xml:space="preserve">10x-in-2-3-years</w:t>
+      </w:r>
+    </w:p>
+    <w:p>
+      <w:pPr>
+        <w:spacing w:after="120"/>
+      </w:pPr>
+      <w:r>
+        <w:rPr>
+          <w:color w:val="666666"/>
+          <w:sz w:val="20"/>
+          <w:szCs w:val="20"/>
+        </w:rPr>
+        <w:t xml:space="preserve">4-box gate — tailwind: weak · TAM: weak · moat: weak · valuation: weak  (score 2 / 4)</w:t>
+      </w:r>
+    </w:p>
+    <w:p>
+      <w:pPr>
+        <w:spacing w:after="120"/>
+      </w:pPr>
+      <w:r>
+        <w:rPr>
+          <w:i/>
+          <w:iCs/>
+          <w:color w:val="666666"/>
+          <w:sz w:val="20"/>
+          <w:szCs w:val="20"/>
+        </w:rPr>
+        <w:t xml:space="preserve">value_chain notes EV-transmission adjacency is 'contested' since Sona Comstar is far larger/better capitalised (moat weak); capital efficiency (ROCE/ROE) unproven; no tam/valuation detail.</w:t>
       </w:r>
     </w:p>
     <w:p>

--- a/projects/valuepickr-open-screen/docs/Divgi TorqTransfer Systems.docx
+++ b/projects/valuepickr-open-screen/docs/Divgi TorqTransfer Systems.docx
@@ -1352,6 +1352,163 @@
           <w:szCs w:val="18"/>
         </w:rPr>
         <w:t xml:space="preserve">This is independent research and analysis for informational purposes only, not personalized financial or investment advice. Past multi-bagger performance and forum/social sentiment are not indicators of future returns. Do your own due diligence before investing.</w:t>
+      </w:r>
+    </w:p>
+    <w:p/>
+    <w:p>
+      <w:r>
+        <w:rPr>
+          <w:b/>
+          <w:sz w:val="28"/>
+        </w:rPr>
+        <w:t>🔄 RESEARCH UPDATE - 2026-10-05</w:t>
+      </w:r>
+    </w:p>
+    <w:p>
+      <w:r>
+        <w:rPr>
+          <w:b/>
+        </w:rPr>
+        <w:t>📊 Key Metrics:</w:t>
+      </w:r>
+    </w:p>
+    <w:p>
+      <w:pPr>
+        <w:ind w:left="360"/>
+      </w:pPr>
+      <w:r>
+        <w:t xml:space="preserve">  • Company: Divgi TorqTransfer Systems Ltd</w:t>
+      </w:r>
+    </w:p>
+    <w:p>
+      <w:pPr>
+        <w:ind w:left="360"/>
+      </w:pPr>
+      <w:r>
+        <w:t xml:space="preserve">  • Conviction: Not rated</w:t>
+      </w:r>
+    </w:p>
+    <w:p>
+      <w:pPr>
+        <w:ind w:left="360"/>
+      </w:pPr>
+      <w:r>
+        <w:t xml:space="preserve">  • Thesis: 10x-in-2-3-years</w:t>
+      </w:r>
+    </w:p>
+    <w:p>
+      <w:pPr>
+        <w:ind w:left="360"/>
+      </w:pPr>
+      <w:r>
+        <w:t xml:space="preserve">  • 4-Box Score: 2.0</w:t>
+      </w:r>
+    </w:p>
+    <w:p>
+      <w:pPr>
+        <w:ind w:left="360"/>
+      </w:pPr>
+      <w:r>
+        <w:t xml:space="preserve">  • Research Date: 2026-10-05</w:t>
+      </w:r>
+    </w:p>
+    <w:p>
+      <w:pPr>
+        <w:ind w:left="360"/>
+      </w:pPr>
+      <w:r>
+        <w:t xml:space="preserve">  • Red Flag: None</w:t>
+      </w:r>
+    </w:p>
+    <w:p/>
+    <w:p>
+      <w:r>
+        <w:rPr>
+          <w:b/>
+        </w:rPr>
+        <w:t>📝 Verdict:</w:t>
+      </w:r>
+    </w:p>
+    <w:p>
+      <w:pPr>
+        <w:ind w:left="360"/>
+      </w:pPr>
+      <w:r>
+        <w:t>Small-cap with a genuine recent inflection and export catalyst — LOW conviction, unconfirmed, returns still sub-par</w:t>
+      </w:r>
+    </w:p>
+    <w:p/>
+    <w:p>
+      <w:r>
+        <w:rPr>
+          <w:b/>
+        </w:rPr>
+        <w:t>📈 Bull Case:</w:t>
+      </w:r>
+    </w:p>
+    <w:p>
+      <w:pPr>
+        <w:ind w:left="360"/>
+      </w:pPr>
+      <w:r>
+        <w:t>India's largest EV-transmission manufacturer — direct optionality on domestic EV/4WD-SUV volume growth</w:t>
+      </w:r>
+    </w:p>
+    <w:p>
+      <w:pPr>
+        <w:ind w:left="360"/>
+      </w:pPr>
+      <w:r>
+        <w:t>Indonesia 4WD tender win (India beating Japan/Thailand on cost), &gt;50% recurring — first concrete external-export proof point</w:t>
+      </w:r>
+    </w:p>
+    <w:p>
+      <w:pPr>
+        <w:ind w:left="360"/>
+      </w:pPr>
+      <w:r>
+        <w:t>Small revenue base (~Rs 375 Cr) growing ~56% YoY; debt-free, so growth is self/equity funded</w:t>
+      </w:r>
+    </w:p>
+    <w:p/>
+    <w:p>
+      <w:r>
+        <w:rPr>
+          <w:b/>
+        </w:rPr>
+        <w:t>📉 Bear Case:</w:t>
+      </w:r>
+    </w:p>
+    <w:p>
+      <w:pPr>
+        <w:ind w:left="360"/>
+      </w:pPr>
+      <w:r>
+        <w:t>ROCE ~10% / ROE ~8% — still below cost of capital; the quality gate is not cleanly cleared yet</w:t>
+      </w:r>
+    </w:p>
+    <w:p>
+      <w:pPr>
+        <w:ind w:left="360"/>
+      </w:pPr>
+      <w:r>
+        <w:t>Customer concentration on a few Indian OEM platforms; EV-transmission economics for the industry are still unproven at scale</w:t>
+      </w:r>
+    </w:p>
+    <w:p>
+      <w:pPr>
+        <w:ind w:left="360"/>
+      </w:pPr>
+      <w:r>
+        <w:t>Rich opttical valuation (~10x sales) for a thin-margin components business; no VP thread means less independent scrutiny</w:t>
+      </w:r>
+    </w:p>
+    <w:p>
+      <w:pPr>
+        <w:ind w:left="360"/>
+      </w:pPr>
+      <w:r>
+        <w:t>Single export win does not yet establish a durable, diversified export franchise</w:t>
       </w:r>
     </w:p>
     <w:sectPr>
